--- a/docs/Sprint1_ValidationReport2_week2.docx
+++ b/docs/Sprint1_ValidationReport2_week2.docx
@@ -31,10 +31,13 @@
         <w:pStyle w:val="NormalWeb"/>
       </w:pPr>
       <w:r>
-        <w:t>Testing was performed on the live Vercel deployment available to QA. Local-only changes could not be independently validated until</w:t>
+        <w:t xml:space="preserve">Testing was performed on the live Vercel deployment </w:t>
       </w:r>
       <w:r>
-        <w:t xml:space="preserve"> deployment.  </w:t>
+        <w:t xml:space="preserve">that was </w:t>
+      </w:r>
+      <w:r>
+        <w:t xml:space="preserve">available to QA. Local-only changes could not be independently validated until deployment.  </w:t>
       </w:r>
     </w:p>
     <w:p/>
@@ -513,6 +516,9 @@
       <w:r>
         <w:br/>
         <w:t>The system still validated the login request even when a 3-character Security Key was entered.</w:t>
+      </w:r>
+      <w:r>
+        <w:t xml:space="preserve"> This is due to app not fully being deployed.</w:t>
       </w:r>
     </w:p>
     <w:p>
